--- a/dossier-conformite-2026/livrables/03_Parcours_stagiaire/PAE-14_Convention_et_suivi_periode_entreprise.docx
+++ b/dossier-conformite-2026/livrables/03_Parcours_stagiaire/PAE-14_Convention_et_suivi_periode_entreprise.docx
@@ -16,7 +16,7 @@
       <w:r>
         <w:rPr>
           <w:b/>
-          <w:color w:val="C9A94D"/>
+          <w:color w:val="8A6D1F"/>
           <w:sz w:val="28"/>
         </w:rPr>
         <w:t>Stagiaire de la formation professionnelle continue</w:t>
@@ -38,8 +38,9 @@
       </w:r>
       <w:r>
         <w:rPr>
-          <w:b w:val="0"/>
-          <w:highlight w:val="yellow"/>
+          <w:b/>
+          <w:i/>
+          <w:color w:val="8A6D1F"/>
         </w:rPr>
         <w:t>[À VÉRIFIER : si le stagiaire est demandeur d'emploi financé par France Travail ou la Région, utiliser en priorité le modèle de convention imposé par le financeur.]</w:t>
       </w:r>
@@ -56,15 +57,19 @@
         <w:gridCol w:w="5953"/>
       </w:tblGrid>
       <w:tr>
+        <w:trPr>
+          <w:cantSplit w:val="true"/>
+        </w:trPr>
         <w:tc>
           <w:tcPr>
             <w:tcW w:type="dxa" w:w="3685"/>
-            <w:shd w:val="clear" w:color="auto" w:fill="F2F2F2"/>
+            <w:shd w:val="clear" w:color="auto" w:fill="E8EEF7"/>
           </w:tcPr>
           <w:p>
             <w:r>
               <w:rPr>
                 <w:b/>
+                <w:color w:val="1B3A6B"/>
                 <w:sz w:val="22"/>
               </w:rPr>
               <w:t>Organisme de formation</w:t>
@@ -79,15 +84,19 @@
         </w:tc>
       </w:tr>
       <w:tr>
+        <w:trPr>
+          <w:cantSplit w:val="true"/>
+        </w:trPr>
         <w:tc>
           <w:tcPr>
             <w:tcW w:type="dxa" w:w="3685"/>
-            <w:shd w:val="clear" w:color="auto" w:fill="F2F2F2"/>
+            <w:shd w:val="clear" w:color="auto" w:fill="E8EEF7"/>
           </w:tcPr>
           <w:p>
             <w:r>
               <w:rPr>
                 <w:b/>
+                <w:color w:val="1B3A6B"/>
                 <w:sz w:val="22"/>
               </w:rPr>
               <w:t>Entreprise d'accueil (raison sociale, SIRET, adresse)</w:t>
@@ -102,15 +111,19 @@
         </w:tc>
       </w:tr>
       <w:tr>
+        <w:trPr>
+          <w:cantSplit w:val="true"/>
+        </w:trPr>
         <w:tc>
           <w:tcPr>
             <w:tcW w:type="dxa" w:w="3685"/>
-            <w:shd w:val="clear" w:color="auto" w:fill="F2F2F2"/>
+            <w:shd w:val="clear" w:color="auto" w:fill="E8EEF7"/>
           </w:tcPr>
           <w:p>
             <w:r>
               <w:rPr>
                 <w:b/>
+                <w:color w:val="1B3A6B"/>
                 <w:sz w:val="22"/>
               </w:rPr>
               <w:t>Tuteur (nom, fonction, contact)</w:t>
@@ -125,15 +138,19 @@
         </w:tc>
       </w:tr>
       <w:tr>
+        <w:trPr>
+          <w:cantSplit w:val="true"/>
+        </w:trPr>
         <w:tc>
           <w:tcPr>
             <w:tcW w:type="dxa" w:w="3685"/>
-            <w:shd w:val="clear" w:color="auto" w:fill="F2F2F2"/>
+            <w:shd w:val="clear" w:color="auto" w:fill="E8EEF7"/>
           </w:tcPr>
           <w:p>
             <w:r>
               <w:rPr>
                 <w:b/>
+                <w:color w:val="1B3A6B"/>
                 <w:sz w:val="22"/>
               </w:rPr>
               <w:t>Stagiaire (nom, prénom)</w:t>
@@ -148,15 +165,19 @@
         </w:tc>
       </w:tr>
       <w:tr>
+        <w:trPr>
+          <w:cantSplit w:val="true"/>
+        </w:trPr>
         <w:tc>
           <w:tcPr>
             <w:tcW w:type="dxa" w:w="3685"/>
-            <w:shd w:val="clear" w:color="auto" w:fill="F2F2F2"/>
+            <w:shd w:val="clear" w:color="auto" w:fill="E8EEF7"/>
           </w:tcPr>
           <w:p>
             <w:r>
               <w:rPr>
                 <w:b/>
+                <w:color w:val="1B3A6B"/>
                 <w:sz w:val="22"/>
               </w:rPr>
               <w:t>Formation et titre préparé</w:t>
@@ -171,15 +192,19 @@
         </w:tc>
       </w:tr>
       <w:tr>
+        <w:trPr>
+          <w:cantSplit w:val="true"/>
+        </w:trPr>
         <w:tc>
           <w:tcPr>
             <w:tcW w:type="dxa" w:w="3685"/>
-            <w:shd w:val="clear" w:color="auto" w:fill="F2F2F2"/>
+            <w:shd w:val="clear" w:color="auto" w:fill="E8EEF7"/>
           </w:tcPr>
           <w:p>
             <w:r>
               <w:rPr>
                 <w:b/>
+                <w:color w:val="1B3A6B"/>
                 <w:sz w:val="22"/>
               </w:rPr>
               <w:t>Dates et horaires de la période</w:t>
@@ -194,15 +219,19 @@
         </w:tc>
       </w:tr>
       <w:tr>
+        <w:trPr>
+          <w:cantSplit w:val="true"/>
+        </w:trPr>
         <w:tc>
           <w:tcPr>
             <w:tcW w:type="dxa" w:w="3685"/>
-            <w:shd w:val="clear" w:color="auto" w:fill="F2F2F2"/>
+            <w:shd w:val="clear" w:color="auto" w:fill="E8EEF7"/>
           </w:tcPr>
           <w:p>
             <w:r>
               <w:rPr>
                 <w:b/>
+                <w:color w:val="1B3A6B"/>
                 <w:sz w:val="22"/>
               </w:rPr>
               <w:t>Nombre d'heures</w:t>
@@ -217,15 +246,19 @@
         </w:tc>
       </w:tr>
       <w:tr>
+        <w:trPr>
+          <w:cantSplit w:val="true"/>
+        </w:trPr>
         <w:tc>
           <w:tcPr>
             <w:tcW w:type="dxa" w:w="3685"/>
-            <w:shd w:val="clear" w:color="auto" w:fill="F2F2F2"/>
+            <w:shd w:val="clear" w:color="auto" w:fill="E8EEF7"/>
           </w:tcPr>
           <w:p>
             <w:r>
               <w:rPr>
                 <w:b/>
+                <w:color w:val="1B3A6B"/>
                 <w:sz w:val="22"/>
               </w:rPr>
               <w:t>Activités confiées (en lien avec les CCP)</w:t>
@@ -240,15 +273,19 @@
         </w:tc>
       </w:tr>
       <w:tr>
+        <w:trPr>
+          <w:cantSplit w:val="true"/>
+        </w:trPr>
         <w:tc>
           <w:tcPr>
             <w:tcW w:type="dxa" w:w="3685"/>
-            <w:shd w:val="clear" w:color="auto" w:fill="F2F2F2"/>
+            <w:shd w:val="clear" w:color="auto" w:fill="E8EEF7"/>
           </w:tcPr>
           <w:p>
             <w:r>
               <w:rPr>
                 <w:b/>
+                <w:color w:val="1B3A6B"/>
                 <w:sz w:val="22"/>
               </w:rPr>
               <w:t>Objectifs de la période</w:t>
@@ -263,15 +300,19 @@
         </w:tc>
       </w:tr>
       <w:tr>
+        <w:trPr>
+          <w:cantSplit w:val="true"/>
+        </w:trPr>
         <w:tc>
           <w:tcPr>
             <w:tcW w:type="dxa" w:w="3685"/>
-            <w:shd w:val="clear" w:color="auto" w:fill="F2F2F2"/>
+            <w:shd w:val="clear" w:color="auto" w:fill="E8EEF7"/>
           </w:tcPr>
           <w:p>
             <w:r>
               <w:rPr>
                 <w:b/>
+                <w:color w:val="1B3A6B"/>
                 <w:sz w:val="22"/>
               </w:rPr>
               <w:t>Modalités de suivi (visite / appel à mi-période)</w:t>
@@ -318,8 +359,9 @@
       </w:r>
       <w:r>
         <w:rPr>
-          <w:b w:val="0"/>
-          <w:highlight w:val="yellow"/>
+          <w:b/>
+          <w:i/>
+          <w:color w:val="8A6D1F"/>
         </w:rPr>
         <w:t>[À VÉRIFIER : applicabilité au statut du stagiaire]</w:t>
       </w:r>
@@ -342,8 +384,9 @@
       </w:r>
       <w:r>
         <w:rPr>
-          <w:b w:val="0"/>
-          <w:highlight w:val="yellow"/>
+          <w:b/>
+          <w:i/>
+          <w:color w:val="8A6D1F"/>
         </w:rPr>
         <w:t>[À VÉRIFIER selon le statut : prise en charge par l'organisme financeur de la rémunération ou par l'organisme de formation]</w:t>
       </w:r>
@@ -391,23 +434,25 @@
       <w:tblPr>
         <w:tblStyle w:val="TableGrid"/>
         <w:tblW w:type="auto" w:w="0"/>
+        <w:tblLayout w:type="fixed"/>
         <w:tblLook w:firstColumn="1" w:firstRow="1" w:lastColumn="0" w:lastRow="0" w:noHBand="0" w:noVBand="1" w:val="04A0"/>
       </w:tblPr>
       <w:tblGrid>
-        <w:gridCol w:w="3213"/>
-        <w:gridCol w:w="3213"/>
-        <w:gridCol w:w="3213"/>
+        <w:gridCol w:w="3214"/>
+        <w:gridCol w:w="3214"/>
+        <w:gridCol w:w="3214"/>
       </w:tblGrid>
       <w:tr>
         <w:tc>
           <w:tcPr>
-            <w:tcW w:type="dxa" w:w="3213"/>
-            <w:shd w:val="clear" w:color="auto" w:fill="F2F2F2"/>
+            <w:tcW w:type="dxa" w:w="3214"/>
+            <w:shd w:val="clear" w:color="auto" w:fill="E8EEF7"/>
           </w:tcPr>
           <w:p>
             <w:r>
               <w:rPr>
                 <w:b/>
+                <w:color w:val="1B3A6B"/>
                 <w:sz w:val="22"/>
               </w:rPr>
               <w:t>Organisme de formation</w:t>
@@ -416,13 +461,14 @@
         </w:tc>
         <w:tc>
           <w:tcPr>
-            <w:tcW w:type="dxa" w:w="3213"/>
-            <w:shd w:val="clear" w:color="auto" w:fill="F2F2F2"/>
+            <w:tcW w:type="dxa" w:w="3214"/>
+            <w:shd w:val="clear" w:color="auto" w:fill="E8EEF7"/>
           </w:tcPr>
           <w:p>
             <w:r>
               <w:rPr>
                 <w:b/>
+                <w:color w:val="1B3A6B"/>
                 <w:sz w:val="22"/>
               </w:rPr>
               <w:t>Entreprise d'accueil</w:t>
@@ -431,13 +477,14 @@
         </w:tc>
         <w:tc>
           <w:tcPr>
-            <w:tcW w:type="dxa" w:w="3213"/>
-            <w:shd w:val="clear" w:color="auto" w:fill="F2F2F2"/>
+            <w:tcW w:type="dxa" w:w="3214"/>
+            <w:shd w:val="clear" w:color="auto" w:fill="E8EEF7"/>
           </w:tcPr>
           <w:p>
             <w:r>
               <w:rPr>
                 <w:b/>
+                <w:color w:val="1B3A6B"/>
                 <w:sz w:val="22"/>
               </w:rPr>
               <w:t>Stagiaire</w:t>
@@ -446,9 +493,12 @@
         </w:tc>
       </w:tr>
       <w:tr>
+        <w:trPr>
+          <w:cantSplit w:val="true"/>
+        </w:trPr>
         <w:tc>
           <w:tcPr>
-            <w:tcW w:type="dxa" w:w="3213"/>
+            <w:tcW w:type="dxa" w:w="3214"/>
           </w:tcPr>
           <w:p>
             <w:r>
@@ -468,7 +518,7 @@
         </w:tc>
         <w:tc>
           <w:tcPr>
-            <w:tcW w:type="dxa" w:w="3213"/>
+            <w:tcW w:type="dxa" w:w="3214"/>
           </w:tcPr>
           <w:p>
             <w:r>
@@ -488,7 +538,7 @@
         </w:tc>
         <w:tc>
           <w:tcPr>
-            <w:tcW w:type="dxa" w:w="3213"/>
+            <w:tcW w:type="dxa" w:w="3214"/>
           </w:tcPr>
           <w:p>
             <w:r>
@@ -519,232 +569,211 @@
         <w:pStyle w:val="Heading2"/>
       </w:pPr>
       <w:r>
-        <w:t>Fiche de suivi et d'évaluation de la période en entreprise</w:t>
+        <w:t>Fiche de suivi de la période en entreprise</w:t>
       </w:r>
     </w:p>
     <w:tbl>
       <w:tblPr>
         <w:tblStyle w:val="TableGrid"/>
         <w:tblW w:type="auto" w:w="0"/>
-        <w:jc w:val="center"/>
         <w:tblLayout w:type="fixed"/>
         <w:tblLook w:firstColumn="1" w:firstRow="1" w:lastColumn="0" w:lastRow="0" w:noHBand="0" w:noVBand="1" w:val="04A0"/>
       </w:tblPr>
       <w:tblGrid>
-        <w:gridCol w:w="3402"/>
-        <w:gridCol w:w="3969"/>
-        <w:gridCol w:w="2268"/>
+        <w:gridCol w:w="3685"/>
+        <w:gridCol w:w="5953"/>
       </w:tblGrid>
       <w:tr>
         <w:trPr>
-          <w:tblHeader w:val="true"/>
+          <w:cantSplit w:val="true"/>
         </w:trPr>
         <w:tc>
           <w:tcPr>
-            <w:tcW w:type="dxa" w:w="3402"/>
-            <w:shd w:val="clear" w:color="auto" w:fill="1B3A6B"/>
+            <w:tcW w:type="dxa" w:w="3685"/>
+            <w:shd w:val="clear" w:color="auto" w:fill="E8EEF7"/>
           </w:tcPr>
           <w:p>
-            <w:r/>
             <w:r>
               <w:rPr>
                 <w:b/>
-                <w:color w:val="FFFFFF"/>
+                <w:color w:val="1B3A6B"/>
                 <w:sz w:val="22"/>
               </w:rPr>
-              <w:t>Compétence observée</w:t>
+              <w:t>Date de l'appel ou de la visite</w:t>
             </w:r>
           </w:p>
         </w:tc>
         <w:tc>
           <w:tcPr>
-            <w:tcW w:type="dxa" w:w="3969"/>
-            <w:shd w:val="clear" w:color="auto" w:fill="1B3A6B"/>
+            <w:tcW w:type="dxa" w:w="5953"/>
+          </w:tcPr>
+          <w:p/>
+        </w:tc>
+      </w:tr>
+      <w:tr>
+        <w:trPr>
+          <w:cantSplit w:val="true"/>
+        </w:trPr>
+        <w:tc>
+          <w:tcPr>
+            <w:tcW w:type="dxa" w:w="3685"/>
+            <w:shd w:val="clear" w:color="auto" w:fill="E8EEF7"/>
           </w:tcPr>
           <w:p>
-            <w:r/>
             <w:r>
               <w:rPr>
                 <w:b/>
-                <w:color w:val="FFFFFF"/>
+                <w:color w:val="1B3A6B"/>
                 <w:sz w:val="22"/>
               </w:rPr>
-              <w:t>Activités réalisées</w:t>
+              <w:t>Interlocuteurs</w:t>
             </w:r>
           </w:p>
         </w:tc>
         <w:tc>
           <w:tcPr>
-            <w:tcW w:type="dxa" w:w="2268"/>
-            <w:shd w:val="clear" w:color="auto" w:fill="1B3A6B"/>
+            <w:tcW w:type="dxa" w:w="5953"/>
+          </w:tcPr>
+          <w:p/>
+        </w:tc>
+      </w:tr>
+      <w:tr>
+        <w:trPr>
+          <w:cantSplit w:val="true"/>
+        </w:trPr>
+        <w:tc>
+          <w:tcPr>
+            <w:tcW w:type="dxa" w:w="3685"/>
+            <w:shd w:val="clear" w:color="auto" w:fill="E8EEF7"/>
           </w:tcPr>
           <w:p>
-            <w:r/>
             <w:r>
               <w:rPr>
                 <w:b/>
-                <w:color w:val="FFFFFF"/>
+                <w:color w:val="1B3A6B"/>
                 <w:sz w:val="22"/>
               </w:rPr>
-              <w:t>Appréciation du tuteur (0-3)</w:t>
-            </w:r>
-          </w:p>
-        </w:tc>
-      </w:tr>
-      <w:tr>
-        <w:tc>
-          <w:tcPr>
-            <w:tcW w:type="dxa" w:w="3402"/>
-          </w:tcPr>
-          <w:p>
-            <w:r/>
-            <w:r>
-              <w:rPr>
-                <w:b w:val="0"/>
-                <w:sz w:val="22"/>
-              </w:rPr>
-              <w:t>CCP1</w:t>
+              <w:t>Activités réalisées par le stagiaire</w:t>
             </w:r>
           </w:p>
         </w:tc>
         <w:tc>
           <w:tcPr>
-            <w:tcW w:type="dxa" w:w="3969"/>
+            <w:tcW w:type="dxa" w:w="5953"/>
           </w:tcPr>
-          <w:p>
-            <w:r/>
-          </w:p>
-        </w:tc>
-        <w:tc>
-          <w:tcPr>
-            <w:tcW w:type="dxa" w:w="2268"/>
-          </w:tcPr>
-          <w:p>
-            <w:r/>
-          </w:p>
+          <w:p/>
         </w:tc>
       </w:tr>
       <w:tr>
+        <w:trPr>
+          <w:cantSplit w:val="true"/>
+        </w:trPr>
         <w:tc>
           <w:tcPr>
-            <w:tcW w:type="dxa" w:w="3402"/>
-            <w:shd w:val="clear" w:color="auto" w:fill="F2F2F2"/>
+            <w:tcW w:type="dxa" w:w="3685"/>
+            <w:shd w:val="clear" w:color="auto" w:fill="E8EEF7"/>
           </w:tcPr>
           <w:p>
-            <w:r/>
             <w:r>
               <w:rPr>
-                <w:b w:val="0"/>
+                <w:b/>
+                <w:color w:val="1B3A6B"/>
                 <w:sz w:val="22"/>
               </w:rPr>
-              <w:t>CCP2</w:t>
+              <w:t>Points forts observés</w:t>
             </w:r>
           </w:p>
         </w:tc>
         <w:tc>
           <w:tcPr>
-            <w:tcW w:type="dxa" w:w="3969"/>
-            <w:shd w:val="clear" w:color="auto" w:fill="F2F2F2"/>
+            <w:tcW w:type="dxa" w:w="5953"/>
           </w:tcPr>
-          <w:p>
-            <w:r/>
-          </w:p>
-        </w:tc>
-        <w:tc>
-          <w:tcPr>
-            <w:tcW w:type="dxa" w:w="2268"/>
-            <w:shd w:val="clear" w:color="auto" w:fill="F2F2F2"/>
-          </w:tcPr>
-          <w:p>
-            <w:r/>
-          </w:p>
+          <w:p/>
         </w:tc>
       </w:tr>
       <w:tr>
+        <w:trPr>
+          <w:cantSplit w:val="true"/>
+        </w:trPr>
         <w:tc>
           <w:tcPr>
-            <w:tcW w:type="dxa" w:w="3402"/>
+            <w:tcW w:type="dxa" w:w="3685"/>
+            <w:shd w:val="clear" w:color="auto" w:fill="E8EEF7"/>
           </w:tcPr>
           <w:p>
-            <w:r/>
             <w:r>
               <w:rPr>
-                <w:b w:val="0"/>
+                <w:b/>
+                <w:color w:val="1B3A6B"/>
                 <w:sz w:val="22"/>
               </w:rPr>
-              <w:t>CCP3</w:t>
+              <w:t>Difficultés éventuelles</w:t>
             </w:r>
           </w:p>
         </w:tc>
         <w:tc>
           <w:tcPr>
-            <w:tcW w:type="dxa" w:w="3969"/>
+            <w:tcW w:type="dxa" w:w="5953"/>
           </w:tcPr>
-          <w:p>
-            <w:r/>
-          </w:p>
-        </w:tc>
-        <w:tc>
-          <w:tcPr>
-            <w:tcW w:type="dxa" w:w="2268"/>
-          </w:tcPr>
-          <w:p>
-            <w:r/>
-          </w:p>
+          <w:p/>
         </w:tc>
       </w:tr>
       <w:tr>
+        <w:trPr>
+          <w:cantSplit w:val="true"/>
+        </w:trPr>
         <w:tc>
           <w:tcPr>
-            <w:tcW w:type="dxa" w:w="3402"/>
-            <w:shd w:val="clear" w:color="auto" w:fill="F2F2F2"/>
+            <w:tcW w:type="dxa" w:w="3685"/>
+            <w:shd w:val="clear" w:color="auto" w:fill="E8EEF7"/>
           </w:tcPr>
           <w:p>
-            <w:r/>
             <w:r>
               <w:rPr>
-                <w:b w:val="0"/>
+                <w:b/>
+                <w:color w:val="1B3A6B"/>
                 <w:sz w:val="22"/>
               </w:rPr>
-              <w:t>Savoir-être (ponctualité, posture, initiative)</w:t>
+              <w:t>Actions décidées</w:t>
             </w:r>
           </w:p>
         </w:tc>
         <w:tc>
           <w:tcPr>
-            <w:tcW w:type="dxa" w:w="3969"/>
-            <w:shd w:val="clear" w:color="auto" w:fill="F2F2F2"/>
+            <w:tcW w:type="dxa" w:w="5953"/>
+          </w:tcPr>
+          <w:p/>
+        </w:tc>
+      </w:tr>
+      <w:tr>
+        <w:trPr>
+          <w:cantSplit w:val="true"/>
+        </w:trPr>
+        <w:tc>
+          <w:tcPr>
+            <w:tcW w:type="dxa" w:w="3685"/>
+            <w:shd w:val="clear" w:color="auto" w:fill="E8EEF7"/>
           </w:tcPr>
           <w:p>
-            <w:r/>
+            <w:r>
+              <w:rPr>
+                <w:b/>
+                <w:color w:val="1B3A6B"/>
+                <w:sz w:val="22"/>
+              </w:rPr>
+              <w:t>Suivi assuré par</w:t>
+            </w:r>
           </w:p>
         </w:tc>
         <w:tc>
           <w:tcPr>
-            <w:tcW w:type="dxa" w:w="2268"/>
-            <w:shd w:val="clear" w:color="auto" w:fill="F2F2F2"/>
+            <w:tcW w:type="dxa" w:w="5953"/>
           </w:tcPr>
-          <w:p>
-            <w:r/>
-          </w:p>
+          <w:p/>
         </w:tc>
       </w:tr>
     </w:tbl>
     <w:p/>
-    <w:p>
-      <w:r>
-        <w:rPr>
-          <w:b w:val="0"/>
-        </w:rPr>
-        <w:t xml:space="preserve">Visite / appel de suivi le ____ par ____ — Observations : </w:t>
-      </w:r>
-      <w:r>
-        <w:rPr>
-          <w:b w:val="0"/>
-        </w:rPr>
-        <w:t>______</w:t>
-      </w:r>
-    </w:p>
     <w:p>
       <w:pPr>
         <w:pStyle w:val="Heading2"/>
@@ -789,21 +818,23 @@
       <w:tblPr>
         <w:tblStyle w:val="TableGrid"/>
         <w:tblW w:type="auto" w:w="0"/>
+        <w:tblLayout w:type="fixed"/>
         <w:tblLook w:firstColumn="1" w:firstRow="1" w:lastColumn="0" w:lastRow="0" w:noHBand="0" w:noVBand="1" w:val="04A0"/>
       </w:tblPr>
       <w:tblGrid>
-        <w:gridCol w:w="9638"/>
+        <w:gridCol w:w="9639"/>
       </w:tblGrid>
       <w:tr>
         <w:tc>
           <w:tcPr>
             <w:tcW w:type="dxa" w:w="9638"/>
-            <w:shd w:val="clear" w:color="auto" w:fill="F2F2F2"/>
+            <w:shd w:val="clear" w:color="auto" w:fill="E8EEF7"/>
           </w:tcPr>
           <w:p>
             <w:r>
               <w:rPr>
                 <w:b/>
+                <w:color w:val="1B3A6B"/>
                 <w:sz w:val="22"/>
               </w:rPr>
               <w:t>Le tuteur / représentant de l'entreprise</w:t>
@@ -812,6 +843,9 @@
         </w:tc>
       </w:tr>
       <w:tr>
+        <w:trPr>
+          <w:cantSplit w:val="true"/>
+        </w:trPr>
         <w:tc>
           <w:tcPr>
             <w:tcW w:type="dxa" w:w="9638"/>
@@ -856,12 +890,14 @@
     </w:pPr>
     <w:r>
       <w:rPr>
+        <w:color w:val="1B3A6B"/>
         <w:sz w:val="18"/>
       </w:rPr>
-      <w:t xml:space="preserve">PAE-14  —  YEBA FORMATIONS — SIRET 814 622 262 00032 — Version 2026-10 — Page </w:t>
+      <w:t xml:space="preserve">PAE-14   |   YEBA FORMATIONS — SIRET 814 622 262 00032 — Version 2026-10   |   Page </w:t>
     </w:r>
     <w:r>
       <w:rPr>
+        <w:color w:val="1B3A6B"/>
         <w:sz w:val="18"/>
       </w:rPr>
       <w:fldChar w:fldCharType="begin"/>
@@ -881,7 +917,7 @@
     <w:r>
       <w:drawing>
         <wp:inline xmlns:a="http://schemas.openxmlformats.org/drawingml/2006/main" xmlns:pic="http://schemas.openxmlformats.org/drawingml/2006/picture">
-          <wp:extent cx="676510" cy="576000"/>
+          <wp:extent cx="634228" cy="540000"/>
           <wp:docPr id="1" name="Picture 1"/>
           <wp:cNvGraphicFramePr>
             <a:graphicFrameLocks noChangeAspect="1"/>
@@ -902,7 +938,7 @@
                 <pic:spPr>
                   <a:xfrm>
                     <a:off x="0" y="0"/>
-                    <a:ext cx="676510" cy="576000"/>
+                    <a:ext cx="634228" cy="540000"/>
                   </a:xfrm>
                   <a:prstGeom prst="rect"/>
                 </pic:spPr>
@@ -914,10 +950,11 @@
     </w:r>
     <w:r>
       <w:rPr>
+        <w:b/>
         <w:color w:val="1B3A6B"/>
         <w:sz w:val="18"/>
       </w:rPr>
-      <w:t xml:space="preserve">    YEBA FORMATIONS  |  NDA 04973676397  |  Qualiopi 25FOR02027.1</w:t>
+      <w:t xml:space="preserve">     YEBA FORMATIONS   |   NDA 04973676397   |   Qualiopi 25FOR02027.1</w:t>
     </w:r>
   </w:p>
 </w:hdr>
@@ -1404,8 +1441,8 @@
       <w:rFonts w:asciiTheme="majorHAnsi" w:eastAsiaTheme="majorEastAsia" w:hAnsiTheme="majorHAnsi" w:cstheme="majorBidi" w:ascii="Arial" w:hAnsi="Arial"/>
       <w:b/>
       <w:bCs/>
-      <w:color w:val="C9A94D"/>
-      <w:sz w:val="26"/>
+      <w:color w:val="8A6D1F"/>
+      <w:sz w:val="28"/>
     </w:rPr>
   </w:style>
   <w:style w:type="paragraph" w:styleId="Heading4">
@@ -1823,6 +1860,10 @@
       </w:numPr>
       <w:contextualSpacing/>
     </w:pPr>
+    <w:rPr>
+      <w:rFonts w:ascii="Arial" w:hAnsi="Arial"/>
+      <w:sz w:val="24"/>
+    </w:rPr>
   </w:style>
   <w:style w:type="paragraph" w:styleId="ListBullet2">
     <w:name w:val="List Bullet 2"/>
@@ -1862,6 +1903,10 @@
       </w:numPr>
       <w:contextualSpacing/>
     </w:pPr>
+    <w:rPr>
+      <w:rFonts w:ascii="Arial" w:hAnsi="Arial"/>
+      <w:sz w:val="24"/>
+    </w:rPr>
   </w:style>
   <w:style w:type="paragraph" w:styleId="ListNumber2">
     <w:name w:val="List Number 2"/>

--- a/dossier-conformite-2026/livrables/03_Parcours_stagiaire/PAE-14_Convention_et_suivi_periode_entreprise.docx
+++ b/dossier-conformite-2026/livrables/03_Parcours_stagiaire/PAE-14_Convention_et_suivi_periode_entreprise.docx
@@ -9,14 +9,14 @@
           <w:color w:val="1B3A6B"/>
           <w:sz w:val="44"/>
         </w:rPr>
-        <w:t>Convention de période en entreprise (stage)</w:t>
+        <w:t>Convention de période en entreprise</w:t>
       </w:r>
     </w:p>
     <w:p>
       <w:r>
         <w:rPr>
           <w:b/>
-          <w:color w:val="8A6D1F"/>
+          <w:color w:val="1B3A6B"/>
           <w:sz w:val="28"/>
         </w:rPr>
         <w:t>Stagiaire de la formation professionnelle continue</w:t>
@@ -25,7 +25,7 @@
     <w:p>
       <w:pPr>
         <w:pBdr>
-          <w:bottom w:val="single" w:sz="18" w:space="1" w:color="C9A94D"/>
+          <w:bottom w:val="single" w:sz="18" w:space="1" w:color="C9A84C"/>
         </w:pBdr>
       </w:pPr>
     </w:p>
@@ -34,15 +34,22 @@
         <w:rPr>
           <w:b w:val="0"/>
         </w:rPr>
-        <w:t xml:space="preserve">Entre l'organisme de formation, l'entreprise d'accueil et le stagiaire. </w:t>
+        <w:t xml:space="preserve">Entre l'organisme de formation, l'entreprise d'accueil et le stagiaire. Si le stagiaire est demandeur d'emploi financé par France Travail ou par la Région, utiliser en priorité le modèle imposé par le financeur </w:t>
       </w:r>
       <w:r>
         <w:rPr>
           <w:b/>
           <w:i/>
-          <w:color w:val="8A6D1F"/>
+          <w:color w:val="1B3A6B"/>
+          <w:u w:val="single"/>
         </w:rPr>
-        <w:t>[À VÉRIFIER : si le stagiaire est demandeur d'emploi financé par France Travail ou la Région, utiliser en priorité le modèle de convention imposé par le financeur.]</w:t>
+        <w:t>[À VÉRIFIER auprès du financeur]</w:t>
+      </w:r>
+      <w:r>
+        <w:rPr>
+          <w:b w:val="0"/>
+        </w:rPr>
+        <w:t>.</w:t>
       </w:r>
     </w:p>
     <w:tbl>
@@ -315,7 +322,7 @@
                 <w:color w:val="1B3A6B"/>
                 <w:sz w:val="22"/>
               </w:rPr>
-              <w:t>Modalités de suivi (visite / appel à mi-période)</w:t>
+              <w:t>Suivi par l'organisme (appel ou visite à mi-période)</w:t>
             </w:r>
           </w:p>
         </w:tc>
@@ -344,7 +351,7 @@
         <w:rPr>
           <w:b w:val="0"/>
         </w:rPr>
-        <w:t>Le stagiaire reste sous statut de stagiaire de la formation professionnelle ; il n'occupe pas un poste de travail permanent.</w:t>
+        <w:t>Le stagiaire reste stagiaire de la formation professionnelle ; il n'occupe pas un poste de travail permanent.</w:t>
       </w:r>
     </w:p>
     <w:p>
@@ -355,15 +362,16 @@
         <w:rPr>
           <w:b w:val="0"/>
         </w:rPr>
-        <w:t xml:space="preserve">Gratification obligatoire au-delà de 2 mois (soit 308 heures) de présence dans le même organisme d'accueil au cours d'une même année d'enseignement </w:t>
+        <w:t xml:space="preserve">Gratification obligatoire au-delà de 2 mois de présence (308 heures) dans le même organisme d'accueil </w:t>
       </w:r>
       <w:r>
         <w:rPr>
           <w:b/>
           <w:i/>
-          <w:color w:val="8A6D1F"/>
+          <w:color w:val="1B3A6B"/>
+          <w:u w:val="single"/>
         </w:rPr>
-        <w:t>[À VÉRIFIER : applicabilité au statut du stagiaire]</w:t>
+        <w:t>[À VÉRIFIER : applicabilité selon le statut du stagiaire]</w:t>
       </w:r>
       <w:r>
         <w:rPr>
@@ -380,15 +388,16 @@
         <w:rPr>
           <w:b w:val="0"/>
         </w:rPr>
-        <w:t xml:space="preserve">Protection accidents du travail : </w:t>
+        <w:t xml:space="preserve">Couverture accidents du travail : </w:t>
       </w:r>
       <w:r>
         <w:rPr>
           <w:b/>
           <w:i/>
-          <w:color w:val="8A6D1F"/>
+          <w:color w:val="1B3A6B"/>
+          <w:u w:val="single"/>
         </w:rPr>
-        <w:t>[À VÉRIFIER selon le statut : prise en charge par l'organisme financeur de la rémunération ou par l'organisme de formation]</w:t>
+        <w:t>[À VÉRIFIER selon le statut : financeur de la rémunération ou organisme de formation]</w:t>
       </w:r>
       <w:r>
         <w:rPr>
@@ -405,7 +414,7 @@
         <w:rPr>
           <w:b w:val="0"/>
         </w:rPr>
-        <w:t>L'entreprise respecte la durée du travail, la santé et la sécurité ; elle fournit les EPI nécessaires.</w:t>
+        <w:t>L'entreprise respecte la durée du travail, la santé et la sécurité ; elle fournit les équipements de protection nécessaires.</w:t>
       </w:r>
     </w:p>
     <w:p>
@@ -416,7 +425,7 @@
         <w:rPr>
           <w:b w:val="0"/>
         </w:rPr>
-        <w:t>Confidentialité : le stagiaire ne réutilise pas de données personnelles de l'entreprise dans ses dossiers d'examen (anonymisation obligatoire) ni dans un outil d'IA.</w:t>
+        <w:t>Confidentialité : anonymisation obligatoire dans les productions d'examen ; aucune donnée de l'entreprise dans un outil d'IA non validé.</w:t>
       </w:r>
     </w:p>
     <w:p>
@@ -427,7 +436,7 @@
         <w:rPr>
           <w:b w:val="0"/>
         </w:rPr>
-        <w:t>Une attestation de période en entreprise est remise en fin de période (preuve exigée à l'ouverture de la session d'examen).</w:t>
+        <w:t>Une attestation de période en entreprise est remise le dernier jour (preuve exigée à l'ouverture de la session d'examen).</w:t>
       </w:r>
     </w:p>
     <w:tbl>
@@ -799,7 +808,7 @@
         <w:rPr>
           <w:b w:val="0"/>
         </w:rPr>
-        <w:t xml:space="preserve"> atteste que M./Mme </w:t>
+        <w:t xml:space="preserve"> atteste que M. / Mme </w:t>
       </w:r>
       <w:r>
         <w:rPr>
@@ -837,7 +846,7 @@
                 <w:color w:val="1B3A6B"/>
                 <w:sz w:val="22"/>
               </w:rPr>
-              <w:t>Le tuteur / représentant de l'entreprise</w:t>
+              <w:t>Le tuteur ou le représentant de l'entreprise</w:t>
             </w:r>
           </w:p>
         </w:tc>
@@ -869,6 +878,124 @@
       </w:tr>
     </w:tbl>
     <w:p/>
+    <w:p>
+      <w:pPr>
+        <w:pBdr>
+          <w:bottom w:val="single" w:sz="18" w:space="1" w:color="C9A84C"/>
+        </w:pBdr>
+      </w:pPr>
+    </w:p>
+    <w:p>
+      <w:pPr>
+        <w:keepNext/>
+        <w:spacing w:after="0"/>
+      </w:pPr>
+      <w:r>
+        <w:rPr>
+          <w:b/>
+          <w:color w:val="1B3A6B"/>
+          <w:sz w:val="20"/>
+        </w:rPr>
+        <w:t>YEBA FORMATIONS — Aurélien LUMEKA, entrepreneur individuel (EI), directeur</w:t>
+      </w:r>
+    </w:p>
+    <w:p>
+      <w:pPr>
+        <w:keepNext/>
+        <w:spacing w:after="0"/>
+      </w:pPr>
+      <w:r>
+        <w:rPr>
+          <w:b w:val="0"/>
+          <w:color w:val="121212"/>
+          <w:sz w:val="20"/>
+        </w:rPr>
+        <w:t>9 rue Françoise Châtelain, 97490 Sainte-Clotilde, La Réunion</w:t>
+      </w:r>
+    </w:p>
+    <w:p>
+      <w:pPr>
+        <w:keepNext/>
+        <w:spacing w:after="0"/>
+      </w:pPr>
+      <w:r>
+        <w:rPr>
+          <w:b w:val="0"/>
+          <w:color w:val="121212"/>
+          <w:sz w:val="20"/>
+        </w:rPr>
+        <w:t>Tél. 0693 32 24 45 — yebaformations@gmail.com</w:t>
+      </w:r>
+    </w:p>
+    <w:p>
+      <w:pPr>
+        <w:keepNext/>
+        <w:spacing w:after="0"/>
+      </w:pPr>
+      <w:r>
+        <w:rPr>
+          <w:b w:val="0"/>
+          <w:color w:val="121212"/>
+          <w:sz w:val="20"/>
+        </w:rPr>
+        <w:t>SIRET 814 622 262 00032</w:t>
+      </w:r>
+    </w:p>
+    <w:p>
+      <w:pPr>
+        <w:keepNext/>
+        <w:spacing w:after="0"/>
+      </w:pPr>
+      <w:r>
+        <w:rPr>
+          <w:b w:val="0"/>
+          <w:color w:val="121212"/>
+          <w:sz w:val="20"/>
+        </w:rPr>
+        <w:t>Déclaration d'activité n° 04973676397 auprès du Préfet de La Réunion. Cet enregistrement ne vaut pas agrément de l'État.</w:t>
+      </w:r>
+    </w:p>
+    <w:p>
+      <w:pPr>
+        <w:keepNext/>
+        <w:spacing w:after="0"/>
+      </w:pPr>
+      <w:r>
+        <w:rPr>
+          <w:b w:val="0"/>
+          <w:color w:val="121212"/>
+          <w:sz w:val="20"/>
+        </w:rPr>
+        <w:t>Certification Qualiopi n° 25FOR02027.1 délivrée au titre des catégories : actions de formation, bilans de compétences, actions permettant de faire valider les acquis de l'expérience, actions de formation par apprentissage — organisme certificateur Qualitia (accrédité COFRAC).</w:t>
+      </w:r>
+    </w:p>
+    <w:p>
+      <w:pPr>
+        <w:keepNext/>
+        <w:spacing w:after="0"/>
+      </w:pPr>
+      <w:r>
+        <w:rPr>
+          <w:b w:val="0"/>
+          <w:color w:val="121212"/>
+          <w:sz w:val="20"/>
+        </w:rPr>
+        <w:t>Référent handicap : Aurélien LUMEKA — yebaformations@gmail.com. Document disponible en 16 points sur simple demande.</w:t>
+      </w:r>
+    </w:p>
+    <w:p>
+      <w:pPr>
+        <w:spacing w:before="120"/>
+      </w:pPr>
+      <w:r>
+        <w:rPr>
+          <w:b w:val="0"/>
+          <w:color w:val="5A5F6A"/>
+          <w:sz w:val="18"/>
+        </w:rPr>
+        <w:t>Ce document a été conçu par le formateur avec l'assistance d'un système d'IA générative (règlement (UE) 2024/1689, art. 50). Son contenu a été vérifié et validé par un humain, qui en assume la responsabilité.</w:t>
+      </w:r>
+    </w:p>
     <w:sectPr>
       <w:headerReference w:type="default" r:id="rId9"/>
       <w:footerReference w:type="default" r:id="rId10"/>
@@ -893,7 +1020,7 @@
         <w:color w:val="1B3A6B"/>
         <w:sz w:val="18"/>
       </w:rPr>
-      <w:t xml:space="preserve">PAE-14   |   YEBA FORMATIONS — SIRET 814 622 262 00032 — Version 2026-10   |   Page </w:t>
+      <w:t xml:space="preserve">PAE-14   |   YEBA FORMATIONS — SIRET 814 622 262 00032 — Version 2026-10-v3   |   Page </w:t>
     </w:r>
     <w:r>
       <w:rPr>
@@ -1324,10 +1451,11 @@
     <w:qFormat/>
     <w:rsid w:val="00FC693F"/>
     <w:pPr>
-      <w:spacing w:after="120" w:line="276" w:lineRule="auto"/>
+      <w:spacing w:after="120" w:line="312" w:lineRule="auto"/>
     </w:pPr>
     <w:rPr>
       <w:rFonts w:ascii="Arial" w:hAnsi="Arial" w:eastAsia="Arial"/>
+      <w:color w:val="121212"/>
       <w:sz w:val="24"/>
     </w:rPr>
   </w:style>
@@ -1441,7 +1569,7 @@
       <w:rFonts w:asciiTheme="majorHAnsi" w:eastAsiaTheme="majorEastAsia" w:hAnsiTheme="majorHAnsi" w:cstheme="majorBidi" w:ascii="Arial" w:hAnsi="Arial"/>
       <w:b/>
       <w:bCs/>
-      <w:color w:val="8A6D1F"/>
+      <w:color w:val="1B3A6B"/>
       <w:sz w:val="28"/>
     </w:rPr>
   </w:style>

--- a/dossier-conformite-2026/livrables/03_Parcours_stagiaire/PAE-14_Convention_et_suivi_periode_entreprise.docx
+++ b/dossier-conformite-2026/livrables/03_Parcours_stagiaire/PAE-14_Convention_et_suivi_periode_entreprise.docx
@@ -1044,7 +1044,7 @@
     <w:r>
       <w:drawing>
         <wp:inline xmlns:a="http://schemas.openxmlformats.org/drawingml/2006/main" xmlns:pic="http://schemas.openxmlformats.org/drawingml/2006/picture">
-          <wp:extent cx="634228" cy="540000"/>
+          <wp:extent cx="624277" cy="540000"/>
           <wp:docPr id="1" name="Picture 1"/>
           <wp:cNvGraphicFramePr>
             <a:graphicFrameLocks noChangeAspect="1"/>
@@ -1053,7 +1053,7 @@
             <a:graphicData uri="http://schemas.openxmlformats.org/drawingml/2006/picture">
               <pic:pic>
                 <pic:nvPicPr>
-                  <pic:cNvPr id="0" name="logo_yeba_formations.png"/>
+                  <pic:cNvPr id="0" name="logo_yeba_fond_clair_1000.png"/>
                   <pic:cNvPicPr/>
                 </pic:nvPicPr>
                 <pic:blipFill>
@@ -1065,7 +1065,7 @@
                 <pic:spPr>
                   <a:xfrm>
                     <a:off x="0" y="0"/>
-                    <a:ext cx="634228" cy="540000"/>
+                    <a:ext cx="624277" cy="540000"/>
                   </a:xfrm>
                   <a:prstGeom prst="rect"/>
                 </pic:spPr>
